--- a/docs/tech-design/TDD-api-request-log.docx
+++ b/docs/tech-design/TDD-api-request-log.docx
@@ -2753,13 +2753,19 @@
         <w:t xml:space="preserve">        var apiName = ResolveApiName(path);   // "AddDevice" | "LaunchApp"</w:t>
         <w:br/>
         <w:br/>
-        <w:t xml:space="preserve">        // Đọc body sớm (buffered) để log Parameters kể cả khi 401 xảy ra sau</w:t>
-        <w:br/>
-        <w:t xml:space="preserve">        //   → gọi http.Request.EnableBuffering() TRƯỚC read; rewind sau read.</w:t>
-        <w:br/>
-        <w:t xml:space="preserve">        //   → nếu read fail (VD: content-type không phải json), Parameters = null (hoặc "invalid body").</w:t>
-        <w:br/>
-        <w:t xml:space="preserve">        string? parametersJson = await TryReadBodyJsonAsync(http, ct: http.RequestAborted);</w:t>
+        <w:t xml:space="preserve">        // [UPDATE 2026-08-19 — Fix UI-001] KHÔNG đọc raw body stream.</w:t>
+        <w:br/>
+        <w:t xml:space="preserve">        //   Lý do: trong Minimal API, model binding (ReadFromJsonAsync) chạy TRƯỚC filter chain,</w:t>
+        <w:br/>
+        <w:t xml:space="preserve">        //   nên khi filter được gọi http.Request.Body đã bị consumed → stream ở EOF → luôn trả empty.</w:t>
+        <w:br/>
+        <w:t xml:space="preserve">        //   Thay vào đó: serialize context.Arguments[0] — bound request object mà framework đã chuẩn bị</w:t>
+        <w:br/>
+        <w:t xml:space="preserve">        //   trước filter chain. Vẫn bắt được cả 401 vì filter này đăng ký OUTER (trước ApiKeyEndpointFilter),</w:t>
+        <w:br/>
+        <w:t xml:space="preserve">        //   và Minimal API bind arguments trước bất kỳ filter nào chạy.</w:t>
+        <w:br/>
+        <w:t xml:space="preserve">        string? parametersJson = TryExtractParametersJson(context);</w:t>
         <w:br/>
         <w:br/>
         <w:t xml:space="preserve">        var callerIp = ResolveCallerIp(http);</w:t>
@@ -2908,39 +2914,52 @@
         <w:t xml:space="preserve">    }</w:t>
         <w:br/>
         <w:br/>
-        <w:t xml:space="preserve">    private static async Task&lt;string?&gt; TryReadBodyJsonAsync(HttpContext http, CancellationToken ct)</w:t>
+        <w:t xml:space="preserve">    // [UPDATE 2026-08-19 — Fix UI-001] Bỏ TryReadBodyJsonAsync, thay bằng TryExtractParametersJson.</w:t>
+        <w:br/>
+        <w:t xml:space="preserve">    // Options dùng chung — tránh allocate mới mỗi request.</w:t>
+        <w:br/>
+        <w:t xml:space="preserve">    private static readonly System.Text.Json.JsonSerializerOptions CamelCaseOptions = new()</w:t>
         <w:br/>
         <w:t xml:space="preserve">    {</w:t>
         <w:br/>
+        <w:t xml:space="preserve">        PropertyNamingPolicy = System.Text.Json.JsonNamingPolicy.CamelCase</w:t>
+        <w:br/>
+        <w:t xml:space="preserve">    };</w:t>
+        <w:br/>
+        <w:br/>
+        <w:t xml:space="preserve">    // Trích xuất tham số request bằng cách serialize argument đã được model-bound.</w:t>
+        <w:br/>
+        <w:t xml:space="preserve">    // Bỏ qua các framework/system type (HttpContext, CancellationToken, DI services) — chỉ log request DTO.</w:t>
+        <w:br/>
+        <w:t xml:space="preserve">    // Nếu framework model-binding fail (VD: body malformed JSON) → request bị reject 400 TRƯỚC khi filter chạy</w:t>
+        <w:br/>
+        <w:t xml:space="preserve">    // → không cần xử lý "invalid body" ở đây (khác bản trước đọc raw stream).</w:t>
+        <w:br/>
+        <w:t xml:space="preserve">    private static string? TryExtractParametersJson(EndpointFilterInvocationContext context)</w:t>
+        <w:br/>
+        <w:t xml:space="preserve">    {</w:t>
+        <w:br/>
         <w:t xml:space="preserve">        try</w:t>
         <w:br/>
         <w:t xml:space="preserve">        {</w:t>
         <w:br/>
-        <w:t xml:space="preserve">            http.Request.EnableBuffering();</w:t>
-        <w:br/>
-        <w:t xml:space="preserve">            using var reader = new StreamReader(</w:t>
-        <w:br/>
-        <w:t xml:space="preserve">                http.Request.Body,</w:t>
-        <w:br/>
-        <w:t xml:space="preserve">                encoding: System.Text.Encoding.UTF8,</w:t>
-        <w:br/>
-        <w:t xml:space="preserve">                detectEncodingFromByteOrderMarks: false,</w:t>
-        <w:br/>
-        <w:t xml:space="preserve">                bufferSize: 1024,</w:t>
-        <w:br/>
-        <w:t xml:space="preserve">                leaveOpen: true);</w:t>
-        <w:br/>
-        <w:t xml:space="preserve">            var body = await reader.ReadToEndAsync(ct);</w:t>
-        <w:br/>
-        <w:t xml:space="preserve">            http.Request.Body.Position = 0;   // rewind cho handler đọc lại</w:t>
-        <w:br/>
-        <w:t xml:space="preserve">            if (string.IsNullOrWhiteSpace(body)) return null;</w:t>
-        <w:br/>
-        <w:t xml:space="preserve">            // Best-effort: kiểm tra là JSON hợp lệ để tránh log rác. Nếu không parse được → ghi "invalid body".</w:t>
-        <w:br/>
-        <w:t xml:space="preserve">            try { _ = System.Text.Json.JsonDocument.Parse(body); return body; }</w:t>
-        <w:br/>
-        <w:t xml:space="preserve">            catch { return "invalid body"; }</w:t>
+        <w:t xml:space="preserve">            if (context.Arguments.Count == 0) return null;</w:t>
+        <w:br/>
+        <w:t xml:space="preserve">            var firstArg = context.Arguments[0];</w:t>
+        <w:br/>
+        <w:t xml:space="preserve">            if (firstArg is null) return null;</w:t>
+        <w:br/>
+        <w:br/>
+        <w:t xml:space="preserve">            var t = firstArg.GetType();</w:t>
+        <w:br/>
+        <w:t xml:space="preserve">            if (firstArg is HttpContext or CancellationToken) return null;</w:t>
+        <w:br/>
+        <w:t xml:space="preserve">            if (t.Namespace?.StartsWith("Microsoft", StringComparison.Ordinal) == true) return null;</w:t>
+        <w:br/>
+        <w:t xml:space="preserve">            if (t.Namespace?.StartsWith("System",    StringComparison.Ordinal) == true) return null;</w:t>
+        <w:br/>
+        <w:br/>
+        <w:t xml:space="preserve">            return System.Text.Json.JsonSerializer.Serialize(firstArg, t, CamelCaseOptions);</w:t>
         <w:br/>
         <w:t xml:space="preserve">        }</w:t>
         <w:br/>
@@ -4291,7 +4310,21 @@
               <w:rPr>
                 <w:sz w:val="20"/>
               </w:rPr>
-              <w:t>Body reading trong filter gây double-read → handler không parse được</w:t>
+              <w:t xml:space="preserve">~~Body reading trong filter gây double-read~~ [Resolved 2026-08-19 UI-001]: Bản đầu đọc raw stream trong filter — không hoạt động vì Minimal API đã consume body ở model-binding TRƯỚC filter chain → Parameters luôn null. Fix: serialize </w:t>
+            </w:r>
+            <w:r>
+              <w:rPr>
+                <w:rFonts w:ascii="Courier New" w:hAnsi="Courier New"/>
+                <w:color w:val="F05922"/>
+                <w:sz w:val="20"/>
+              </w:rPr>
+              <w:t>context.Arguments[0]</w:t>
+            </w:r>
+            <w:r>
+              <w:rPr>
+                <w:sz w:val="20"/>
+              </w:rPr>
+              <w:t xml:space="preserve"> (bound request DTO) thay vì đọc raw stream. Regression Test 8 reproduce empty-body + bound argument → Parameters ≠ null.</w:t>
             </w:r>
           </w:p>
         </w:tc>
@@ -4311,15 +4344,7 @@
               <w:rPr>
                 <w:sz w:val="20"/>
               </w:rPr>
-              <w:t xml:space="preserve">Cao nếu quên </w:t>
-            </w:r>
-            <w:r>
-              <w:rPr>
-                <w:rFonts w:ascii="Courier New" w:hAnsi="Courier New"/>
-                <w:color w:val="F05922"/>
-                <w:sz w:val="20"/>
-              </w:rPr>
-              <w:t>EnableBuffering()</w:t>
+              <w:t>N/A sau fix</w:t>
             </w:r>
           </w:p>
         </w:tc>
@@ -4337,17 +4362,23 @@
           <w:p>
             <w:r>
               <w:rPr>
+                <w:sz w:val="20"/>
+              </w:rPr>
+              <w:t xml:space="preserve">Fix commit </w:t>
+            </w:r>
+            <w:r>
+              <w:rPr>
                 <w:rFonts w:ascii="Courier New" w:hAnsi="Courier New"/>
                 <w:color w:val="F05922"/>
                 <w:sz w:val="20"/>
               </w:rPr>
-              <w:t>TryReadBodyJsonAsync()</w:t>
+              <w:t>ae2a211</w:t>
             </w:r>
             <w:r>
               <w:rPr>
                 <w:sz w:val="20"/>
               </w:rPr>
-              <w:t xml:space="preserve"> gọi </w:t>
+              <w:t xml:space="preserve">. Không còn cần </w:t>
             </w:r>
             <w:r>
               <w:rPr>
@@ -4361,21 +4392,7 @@
               <w:rPr>
                 <w:sz w:val="20"/>
               </w:rPr>
-              <w:t xml:space="preserve"> trước, rewind </w:t>
-            </w:r>
-            <w:r>
-              <w:rPr>
-                <w:rFonts w:ascii="Courier New" w:hAnsi="Courier New"/>
-                <w:color w:val="F05922"/>
-                <w:sz w:val="20"/>
-              </w:rPr>
-              <w:t>Body.Position = 0</w:t>
-            </w:r>
-            <w:r>
-              <w:rPr>
-                <w:sz w:val="20"/>
-              </w:rPr>
-              <w:t xml:space="preserve"> sau read. Verify bằng unit test post JSON hợp lệ + kiểm tra handler nhận đúng payload.</w:t>
+              <w:t xml:space="preserve"> vì không đọc stream nữa.</w:t>
             </w:r>
           </w:p>
         </w:tc>
@@ -4697,7 +4714,7 @@
               <w:rPr>
                 <w:sz w:val="20"/>
               </w:rPr>
-              <w:t>401 log không có Parameters (body chưa parse) → khó debug</w:t>
+              <w:t>401 log không có Parameters → khó debug</w:t>
             </w:r>
           </w:p>
         </w:tc>
@@ -4737,7 +4754,35 @@
               <w:rPr>
                 <w:sz w:val="20"/>
               </w:rPr>
-              <w:t>Filter vẫn thử đọc body trước khi vào chain → NHIỀU trường hợp 401 vẫn có Parameters (vì filter outer đọc body trước filter auth). Documented behavior.</w:t>
+              <w:t xml:space="preserve">Sau fix UI-001: </w:t>
+            </w:r>
+            <w:r>
+              <w:rPr>
+                <w:rFonts w:ascii="Courier New" w:hAnsi="Courier New"/>
+                <w:color w:val="F05922"/>
+                <w:sz w:val="20"/>
+              </w:rPr>
+              <w:t>context.Arguments[0]</w:t>
+            </w:r>
+            <w:r>
+              <w:rPr>
+                <w:sz w:val="20"/>
+              </w:rPr>
+              <w:t xml:space="preserve"> đã được framework bind TRƯỚC filter chain — 401 vẫn có Parameters đầy đủ (verified: AddDevice 401 → </w:t>
+            </w:r>
+            <w:r>
+              <w:rPr>
+                <w:rFonts w:ascii="Courier New" w:hAnsi="Courier New"/>
+                <w:color w:val="F05922"/>
+                <w:sz w:val="20"/>
+              </w:rPr>
+              <w:t>{"ip":"...","port":...}</w:t>
+            </w:r>
+            <w:r>
+              <w:rPr>
+                <w:sz w:val="20"/>
+              </w:rPr>
+              <w:t>).</w:t>
             </w:r>
           </w:p>
         </w:tc>
@@ -6237,7 +6282,7 @@
               <w:rPr>
                 <w:sz w:val="20"/>
               </w:rPr>
-              <w:t xml:space="preserve">Chú ý </w:t>
+              <w:t xml:space="preserve">Serialize </w:t>
             </w:r>
             <w:r>
               <w:rPr>
@@ -6245,13 +6290,13 @@
                 <w:color w:val="F05922"/>
                 <w:sz w:val="20"/>
               </w:rPr>
-              <w:t>EnableBuffering()</w:t>
+              <w:t>context.Arguments[0]</w:t>
             </w:r>
             <w:r>
               <w:rPr>
                 <w:sz w:val="20"/>
               </w:rPr>
-              <w:t xml:space="preserve"> + rewind body</w:t>
+              <w:t xml:space="preserve"> (bound DTO) — KHÔNG đọc raw body stream (đã bị model-binding consume)</w:t>
             </w:r>
           </w:p>
         </w:tc>
